--- a/제23회한국대학생컴퓨터시뮬레이션경진대회_인하이트사용자매뉴얼.docx
+++ b/제23회한국대학생컴퓨터시뮬레이션경진대회_인하이트사용자매뉴얼.docx
@@ -1016,7 +1016,7 @@
                 <w:sz w:val="24"/>
                 <w:szCs w:val="24"/>
               </w:rPr>
-              <w:t>simulation_orders.xlsx  ←</w:t>
+              <w:t>database/db.script (SHEET1, 8,858박스)  ←</w:t>
             </w:r>
             <w:proofErr w:type="gramEnd"/>
             <w:r>

--- a/제23회한국대학생컴퓨터시뮬레이션경진대회_인하이트사용자매뉴얼.docx
+++ b/제23회한국대학생컴퓨터시뮬레이션경진대회_인하이트사용자매뉴얼.docx
@@ -1184,7 +1184,7 @@
           <w:szCs w:val="24"/>
           <w:lang w:eastAsia="ko-KR"/>
         </w:rPr>
-        <w:t>③ 상단 ▶ Run 버튼 클릭 → Simulation 실험 선택 → 실행</w:t>
+        <w:t>③ 상단 ▶ Run 버튼 클릭 → Simulation 실험 선택 → 실행 (Final time 18,000초) (Final time 18,000초) (Final time 18,000초) (Final time 18,000초) (Final time 18,000초) (Final time 18,000초) (Final time 18,000초)</w:t>
       </w:r>
     </w:p>
     <w:p>
@@ -1525,7 +1525,7 @@
                 <w:szCs w:val="24"/>
                 <w:lang w:eastAsia="ko-KR"/>
               </w:rPr>
-              <w:t>25~35</w:t>
+              <w:t>15~35 (최적 25)</w:t>
             </w:r>
           </w:p>
         </w:tc>
@@ -1551,7 +1551,7 @@
                 <w:szCs w:val="24"/>
                 <w:lang w:eastAsia="ko-KR"/>
               </w:rPr>
-              <w:t>AGV 운용 대수 (민감도 분석 핵심)</w:t>
+              <w:t>AGV 운용 대수 (민감도: 15·20·25·35 실험, 기준 25)</w:t>
             </w:r>
           </w:p>
         </w:tc>

--- a/제23회한국대학생컴퓨터시뮬레이션경진대회_인하이트사용자매뉴얼.docx
+++ b/제23회한국대학생컴퓨터시뮬레이션경진대회_인하이트사용자매뉴얼.docx
@@ -112,51 +112,7 @@
           <w:szCs w:val="24"/>
           <w:lang w:eastAsia="ko-KR"/>
         </w:rPr>
-        <w:t xml:space="preserve">K-Logistics </w:t>
-      </w:r>
-      <w:proofErr w:type="spellStart"/>
-      <w:r>
-        <w:rPr>
-          <w:rFonts w:ascii="맑은 고딕" w:eastAsia="맑은 고딕" w:hAnsi="맑은 고딕"/>
-          <w:b/>
-          <w:sz w:val="24"/>
-          <w:szCs w:val="24"/>
-          <w:lang w:eastAsia="ko-KR"/>
-        </w:rPr>
-        <w:t>풀필먼트</w:t>
-      </w:r>
-      <w:proofErr w:type="spellEnd"/>
-      <w:r>
-        <w:rPr>
-          <w:rFonts w:ascii="맑은 고딕" w:eastAsia="맑은 고딕" w:hAnsi="맑은 고딕"/>
-          <w:b/>
-          <w:sz w:val="24"/>
-          <w:szCs w:val="24"/>
-          <w:lang w:eastAsia="ko-KR"/>
-        </w:rPr>
-        <w:t xml:space="preserve"> 센터 </w:t>
-      </w:r>
-      <w:proofErr w:type="spellStart"/>
-      <w:r>
-        <w:rPr>
-          <w:rFonts w:ascii="맑은 고딕" w:eastAsia="맑은 고딕" w:hAnsi="맑은 고딕"/>
-          <w:b/>
-          <w:sz w:val="24"/>
-          <w:szCs w:val="24"/>
-          <w:lang w:eastAsia="ko-KR"/>
-        </w:rPr>
-        <w:t>피킹</w:t>
-      </w:r>
-      <w:proofErr w:type="spellEnd"/>
-      <w:r>
-        <w:rPr>
-          <w:rFonts w:ascii="맑은 고딕" w:eastAsia="맑은 고딕" w:hAnsi="맑은 고딕"/>
-          <w:b/>
-          <w:sz w:val="24"/>
-          <w:szCs w:val="24"/>
-          <w:lang w:eastAsia="ko-KR"/>
-        </w:rPr>
-        <w:t xml:space="preserve"> 프로세스 최적화</w:t>
+        <w:t xml:space="preserve">K-Logistics 풀필먼트 센터 피킹 프로세스 최적화</w:t>
       </w:r>
     </w:p>
     <w:p>
@@ -226,7 +182,6 @@
                 <w:szCs w:val="24"/>
               </w:rPr>
             </w:pPr>
-            <w:proofErr w:type="spellStart"/>
             <w:r>
               <w:rPr>
                 <w:rFonts w:ascii="맑은 고딕" w:eastAsia="맑은 고딕" w:hAnsi="맑은 고딕"/>
@@ -236,7 +191,6 @@
               </w:rPr>
               <w:t>소속</w:t>
             </w:r>
-            <w:proofErr w:type="spellEnd"/>
           </w:p>
         </w:tc>
         <w:tc>
@@ -254,7 +208,6 @@
                 <w:lang w:eastAsia="ko-KR"/>
               </w:rPr>
             </w:pPr>
-            <w:proofErr w:type="gramStart"/>
             <w:r>
               <w:rPr>
                 <w:rFonts w:ascii="맑은 고딕" w:eastAsia="맑은 고딕" w:hAnsi="맑은 고딕" w:cs="맑은 고딕" w:hint="eastAsia"/>
@@ -262,17 +215,7 @@
                 <w:szCs w:val="24"/>
                 <w:lang w:eastAsia="ko-KR"/>
               </w:rPr>
-              <w:t>인하공업전문대학 /</w:t>
-            </w:r>
-            <w:proofErr w:type="gramEnd"/>
-            <w:r>
-              <w:rPr>
-                <w:rFonts w:ascii="맑은 고딕" w:eastAsia="맑은 고딕" w:hAnsi="맑은 고딕" w:cs="맑은 고딕" w:hint="eastAsia"/>
-                <w:sz w:val="24"/>
-                <w:szCs w:val="24"/>
-                <w:lang w:eastAsia="ko-KR"/>
-              </w:rPr>
-              <w:t xml:space="preserve"> 컴퓨터정보공학과</w:t>
+              <w:t xml:space="preserve">인하공업전문대학 / 컴퓨터정보공학과</w:t>
             </w:r>
           </w:p>
         </w:tc>
@@ -321,7 +264,6 @@
                 <w:lang w:eastAsia="ko-KR"/>
               </w:rPr>
             </w:pPr>
-            <w:proofErr w:type="spellStart"/>
             <w:r>
               <w:rPr>
                 <w:rFonts w:ascii="맑은 고딕" w:eastAsia="맑은 고딕" w:hAnsi="맑은 고딕" w:cs="맑은 고딕" w:hint="eastAsia"/>
@@ -331,7 +273,6 @@
               </w:rPr>
               <w:t>조규철</w:t>
             </w:r>
-            <w:proofErr w:type="spellEnd"/>
           </w:p>
         </w:tc>
       </w:tr>
@@ -379,7 +320,6 @@
                 <w:lang w:eastAsia="ko-KR"/>
               </w:rPr>
             </w:pPr>
-            <w:proofErr w:type="spellStart"/>
             <w:r>
               <w:rPr>
                 <w:rFonts w:ascii="맑은 고딕" w:eastAsia="맑은 고딕" w:hAnsi="맑은 고딕" w:cs="맑은 고딕" w:hint="eastAsia"/>
@@ -389,7 +329,6 @@
               </w:rPr>
               <w:t>인하이트</w:t>
             </w:r>
-            <w:proofErr w:type="spellEnd"/>
           </w:p>
         </w:tc>
       </w:tr>
@@ -448,7 +387,6 @@
                 <w:lang w:eastAsia="ko-KR"/>
               </w:rPr>
             </w:pPr>
-            <w:proofErr w:type="spellStart"/>
             <w:r>
               <w:rPr>
                 <w:rFonts w:ascii="맑은 고딕" w:eastAsia="맑은 고딕" w:hAnsi="맑은 고딕" w:hint="eastAsia"/>
@@ -458,7 +396,6 @@
               </w:rPr>
               <w:t>김철중</w:t>
             </w:r>
-            <w:proofErr w:type="spellEnd"/>
             <w:r>
               <w:rPr>
                 <w:rFonts w:ascii="맑은 고딕" w:eastAsia="맑은 고딕" w:hAnsi="맑은 고딕"/>
@@ -525,7 +462,6 @@
                 <w:szCs w:val="24"/>
               </w:rPr>
             </w:pPr>
-            <w:proofErr w:type="spellStart"/>
             <w:r>
               <w:rPr>
                 <w:rFonts w:ascii="맑은 고딕" w:eastAsia="맑은 고딕" w:hAnsi="맑은 고딕"/>
@@ -535,7 +471,6 @@
               </w:rPr>
               <w:t>팀원</w:t>
             </w:r>
-            <w:proofErr w:type="spellEnd"/>
           </w:p>
         </w:tc>
         <w:tc>
@@ -618,7 +553,6 @@
                 <w:szCs w:val="24"/>
               </w:rPr>
             </w:pPr>
-            <w:proofErr w:type="spellStart"/>
             <w:r>
               <w:rPr>
                 <w:rFonts w:ascii="맑은 고딕" w:eastAsia="맑은 고딕" w:hAnsi="맑은 고딕"/>
@@ -628,7 +562,6 @@
               </w:rPr>
               <w:t>팀원</w:t>
             </w:r>
-            <w:proofErr w:type="spellEnd"/>
           </w:p>
         </w:tc>
         <w:tc>
@@ -723,15 +656,6 @@
           <w:lang w:eastAsia="ko-KR"/>
         </w:rPr>
         <w:br w:type="page"/>
-      </w:r>
-      <w:r>
-        <w:rPr>
-          <w:rFonts w:ascii="맑은 고딕" w:eastAsia="맑은 고딕" w:hAnsi="맑은 고딕"/>
-          <w:b/>
-          <w:sz w:val="24"/>
-          <w:szCs w:val="24"/>
-          <w:lang w:eastAsia="ko-KR"/>
-        </w:rPr>
         <w:lastRenderedPageBreak/>
         <w:t>1. 시스템 요구사항 및 파일 구성</w:t>
       </w:r>
@@ -766,7 +690,6 @@
                 <w:szCs w:val="24"/>
               </w:rPr>
             </w:pPr>
-            <w:proofErr w:type="spellStart"/>
             <w:r>
               <w:rPr>
                 <w:rFonts w:ascii="맑은 고딕" w:eastAsia="맑은 고딕" w:hAnsi="맑은 고딕"/>
@@ -777,7 +700,6 @@
               </w:rPr>
               <w:t>항목</w:t>
             </w:r>
-            <w:proofErr w:type="spellEnd"/>
           </w:p>
         </w:tc>
         <w:tc>
@@ -1009,41 +931,13 @@
                 <w:szCs w:val="24"/>
               </w:rPr>
             </w:pPr>
-            <w:proofErr w:type="gramStart"/>
             <w:r>
               <w:rPr>
                 <w:rFonts w:ascii="맑은 고딕" w:eastAsia="맑은 고딕" w:hAnsi="맑은 고딕"/>
                 <w:sz w:val="24"/>
                 <w:szCs w:val="24"/>
               </w:rPr>
-              <w:t>database/db.script (SHEET1, 8,858박스)  ←</w:t>
-            </w:r>
-            <w:proofErr w:type="gramEnd"/>
-            <w:r>
-              <w:rPr>
-                <w:rFonts w:ascii="맑은 고딕" w:eastAsia="맑은 고딕" w:hAnsi="맑은 고딕"/>
-                <w:sz w:val="24"/>
-                <w:szCs w:val="24"/>
-              </w:rPr>
-              <w:t xml:space="preserve"> 모델(.</w:t>
-            </w:r>
-            <w:proofErr w:type="gramStart"/>
-            <w:r>
-              <w:rPr>
-                <w:rFonts w:ascii="맑은 고딕" w:eastAsia="맑은 고딕" w:hAnsi="맑은 고딕"/>
-                <w:sz w:val="24"/>
-                <w:szCs w:val="24"/>
-              </w:rPr>
-              <w:t>alpx)과</w:t>
-            </w:r>
-            <w:proofErr w:type="gramEnd"/>
-            <w:r>
-              <w:rPr>
-                <w:rFonts w:ascii="맑은 고딕" w:eastAsia="맑은 고딕" w:hAnsi="맑은 고딕"/>
-                <w:sz w:val="24"/>
-                <w:szCs w:val="24"/>
-              </w:rPr>
-              <w:t xml:space="preserve"> 동일 경로에 위치해야 함</w:t>
+              <w:t xml:space="preserve">database/db.script (SHEET1, 8,858박스)  ← 모델(.alpx)과 동일 경로에 위치해야 함</w:t>
             </w:r>
           </w:p>
         </w:tc>
@@ -1075,59 +969,8 @@
           <w:sz w:val="24"/>
           <w:szCs w:val="24"/>
         </w:rPr>
-        <w:t xml:space="preserve">2. </w:t>
+        <w:t xml:space="preserve">2. 시뮬레이션 실행 방법</w:t>
       </w:r>
-      <w:proofErr w:type="spellStart"/>
-      <w:r>
-        <w:rPr>
-          <w:rFonts w:ascii="맑은 고딕" w:eastAsia="맑은 고딕" w:hAnsi="맑은 고딕"/>
-          <w:b/>
-          <w:sz w:val="24"/>
-          <w:szCs w:val="24"/>
-        </w:rPr>
-        <w:t>시뮬레이션</w:t>
-      </w:r>
-      <w:proofErr w:type="spellEnd"/>
-      <w:r>
-        <w:rPr>
-          <w:rFonts w:ascii="맑은 고딕" w:eastAsia="맑은 고딕" w:hAnsi="맑은 고딕"/>
-          <w:b/>
-          <w:sz w:val="24"/>
-          <w:szCs w:val="24"/>
-        </w:rPr>
-        <w:t xml:space="preserve"> </w:t>
-      </w:r>
-      <w:proofErr w:type="spellStart"/>
-      <w:r>
-        <w:rPr>
-          <w:rFonts w:ascii="맑은 고딕" w:eastAsia="맑은 고딕" w:hAnsi="맑은 고딕"/>
-          <w:b/>
-          <w:sz w:val="24"/>
-          <w:szCs w:val="24"/>
-        </w:rPr>
-        <w:t>실행</w:t>
-      </w:r>
-      <w:proofErr w:type="spellEnd"/>
-      <w:r>
-        <w:rPr>
-          <w:rFonts w:ascii="맑은 고딕" w:eastAsia="맑은 고딕" w:hAnsi="맑은 고딕"/>
-          <w:b/>
-          <w:sz w:val="24"/>
-          <w:szCs w:val="24"/>
-        </w:rPr>
-        <w:t xml:space="preserve"> </w:t>
-      </w:r>
-      <w:proofErr w:type="spellStart"/>
-      <w:r>
-        <w:rPr>
-          <w:rFonts w:ascii="맑은 고딕" w:eastAsia="맑은 고딕" w:hAnsi="맑은 고딕"/>
-          <w:b/>
-          <w:sz w:val="24"/>
-          <w:szCs w:val="24"/>
-        </w:rPr>
-        <w:t>방법</w:t>
-      </w:r>
-      <w:proofErr w:type="spellEnd"/>
     </w:p>
     <w:p>
       <w:pPr>
@@ -1184,7 +1027,7 @@
           <w:szCs w:val="24"/>
           <w:lang w:eastAsia="ko-KR"/>
         </w:rPr>
-        <w:t>③ 상단 ▶ Run 버튼 클릭 → Simulation 실험 선택 → 실행 (Final time 18,000초) (Final time 18,000초) (Final time 18,000초) (Final time 18,000초) (Final time 18,000초) (Final time 18,000초) (Final time 18,000초)</w:t>
+        <w:t>③ 상단 ▶ Run 버튼 클릭 → Simulation 실험 선택 → 실행 (Final time 18,000초)</w:t>
       </w:r>
     </w:p>
     <w:p>
@@ -1262,39 +1105,8 @@
           <w:szCs w:val="24"/>
         </w:rPr>
         <w:lastRenderedPageBreak/>
-        <w:t xml:space="preserve">3. </w:t>
+        <w:t xml:space="preserve">3. 파라미터 설정</w:t>
       </w:r>
-      <w:proofErr w:type="spellStart"/>
-      <w:r>
-        <w:rPr>
-          <w:rFonts w:ascii="맑은 고딕" w:eastAsia="맑은 고딕" w:hAnsi="맑은 고딕"/>
-          <w:b/>
-          <w:sz w:val="24"/>
-          <w:szCs w:val="24"/>
-        </w:rPr>
-        <w:t>파라미터</w:t>
-      </w:r>
-      <w:proofErr w:type="spellEnd"/>
-      <w:r>
-        <w:rPr>
-          <w:rFonts w:ascii="맑은 고딕" w:eastAsia="맑은 고딕" w:hAnsi="맑은 고딕"/>
-          <w:b/>
-          <w:sz w:val="24"/>
-          <w:szCs w:val="24"/>
-        </w:rPr>
-        <w:t xml:space="preserve"> </w:t>
-      </w:r>
-      <w:proofErr w:type="spellStart"/>
-      <w:r>
-        <w:rPr>
-          <w:rFonts w:ascii="맑은 고딕" w:eastAsia="맑은 고딕" w:hAnsi="맑은 고딕"/>
-          <w:b/>
-          <w:sz w:val="24"/>
-          <w:szCs w:val="24"/>
-        </w:rPr>
-        <w:t>설정</w:t>
-      </w:r>
-      <w:proofErr w:type="spellEnd"/>
     </w:p>
     <w:tbl>
       <w:tblPr>
@@ -1484,20 +1296,7 @@
             <w:vAlign w:val="center"/>
           </w:tcPr>
           <w:p>
-            <w:pPr>
-              <w:spacing w:before="40" w:after="40" w:line="288" w:lineRule="auto"/>
-              <w:jc w:val="center"/>
-              <w:rPr>
-                <w:sz w:val="24"/>
-                <w:szCs w:val="24"/>
-              </w:rPr>
-            </w:pPr>
             <w:r>
-              <w:rPr>
-                <w:rFonts w:ascii="맑은 고딕" w:eastAsia="맑은 고딕" w:hAnsi="맑은 고딕"/>
-                <w:sz w:val="24"/>
-                <w:szCs w:val="24"/>
-              </w:rPr>
               <w:t>25</w:t>
             </w:r>
           </w:p>
@@ -1508,24 +1307,8 @@
             <w:vAlign w:val="center"/>
           </w:tcPr>
           <w:p>
-            <w:pPr>
-              <w:spacing w:before="40" w:after="40" w:line="288" w:lineRule="auto"/>
-              <w:jc w:val="center"/>
-              <w:rPr>
-                <w:rFonts w:eastAsia="맑은 고딕" w:hint="eastAsia"/>
-                <w:sz w:val="24"/>
-                <w:szCs w:val="24"/>
-                <w:lang w:eastAsia="ko-KR"/>
-              </w:rPr>
-            </w:pPr>
             <w:r>
-              <w:rPr>
-                <w:rFonts w:eastAsia="맑은 고딕" w:hint="eastAsia"/>
-                <w:sz w:val="24"/>
-                <w:szCs w:val="24"/>
-                <w:lang w:eastAsia="ko-KR"/>
-              </w:rPr>
-              <w:t>15~35 (최적 25)</w:t>
+              <w:t>15~35 (기준 25)</w:t>
             </w:r>
           </w:p>
         </w:tc>
@@ -1535,23 +1318,8 @@
             <w:vAlign w:val="center"/>
           </w:tcPr>
           <w:p>
-            <w:pPr>
-              <w:spacing w:before="40" w:after="40" w:line="288" w:lineRule="auto"/>
-              <w:jc w:val="center"/>
-              <w:rPr>
-                <w:sz w:val="24"/>
-                <w:szCs w:val="24"/>
-                <w:lang w:eastAsia="ko-KR"/>
-              </w:rPr>
-            </w:pPr>
             <w:r>
-              <w:rPr>
-                <w:rFonts w:ascii="맑은 고딕" w:eastAsia="맑은 고딕" w:hAnsi="맑은 고딕"/>
-                <w:sz w:val="24"/>
-                <w:szCs w:val="24"/>
-                <w:lang w:eastAsia="ko-KR"/>
-              </w:rPr>
-              <w:t>AGV 운용 대수 (민감도: 15·20·25·35 실험, 기준 25)</w:t>
+              <w:t>AGV 운용 대수. 15~35대 5시간 처리량 동일(20팔레트). 민감도 실험 후 Charts 「5시간 처리 실적」 확인.</w:t>
             </w:r>
           </w:p>
         </w:tc>
@@ -1569,23 +1337,13 @@
                 <w:szCs w:val="24"/>
               </w:rPr>
             </w:pPr>
-            <w:proofErr w:type="spellStart"/>
             <w:r>
               <w:rPr>
                 <w:rFonts w:ascii="맑은 고딕" w:eastAsia="맑은 고딕" w:hAnsi="맑은 고딕"/>
                 <w:sz w:val="24"/>
                 <w:szCs w:val="24"/>
               </w:rPr>
-              <w:t>AnyLogic</w:t>
-            </w:r>
-            <w:proofErr w:type="spellEnd"/>
-            <w:r>
-              <w:rPr>
-                <w:rFonts w:ascii="맑은 고딕" w:eastAsia="맑은 고딕" w:hAnsi="맑은 고딕"/>
-                <w:sz w:val="24"/>
-                <w:szCs w:val="24"/>
-              </w:rPr>
-              <w:t xml:space="preserve"> UI</w:t>
+              <w:t xml:space="preserve">AnyLogic UI</w:t>
             </w:r>
           </w:p>
         </w:tc>
@@ -1706,23 +1464,13 @@
                 <w:szCs w:val="24"/>
               </w:rPr>
             </w:pPr>
-            <w:proofErr w:type="spellStart"/>
             <w:r>
               <w:rPr>
                 <w:rFonts w:ascii="맑은 고딕" w:eastAsia="맑은 고딕" w:hAnsi="맑은 고딕"/>
                 <w:sz w:val="24"/>
                 <w:szCs w:val="24"/>
               </w:rPr>
-              <w:t>AnyLogic</w:t>
-            </w:r>
-            <w:proofErr w:type="spellEnd"/>
-            <w:r>
-              <w:rPr>
-                <w:rFonts w:ascii="맑은 고딕" w:eastAsia="맑은 고딕" w:hAnsi="맑은 고딕"/>
-                <w:sz w:val="24"/>
-                <w:szCs w:val="24"/>
-              </w:rPr>
-              <w:t xml:space="preserve"> UI</w:t>
+              <w:t xml:space="preserve">AnyLogic UI</w:t>
             </w:r>
           </w:p>
         </w:tc>
@@ -1818,7 +1566,6 @@
                 <w:lang w:eastAsia="ko-KR"/>
               </w:rPr>
             </w:pPr>
-            <w:proofErr w:type="spellStart"/>
             <w:r>
               <w:rPr>
                 <w:rFonts w:ascii="맑은 고딕" w:eastAsia="맑은 고딕" w:hAnsi="맑은 고딕"/>
@@ -1826,17 +1573,7 @@
                 <w:szCs w:val="24"/>
                 <w:lang w:eastAsia="ko-KR"/>
               </w:rPr>
-              <w:t>제함기</w:t>
-            </w:r>
-            <w:proofErr w:type="spellEnd"/>
-            <w:r>
-              <w:rPr>
-                <w:rFonts w:ascii="맑은 고딕" w:eastAsia="맑은 고딕" w:hAnsi="맑은 고딕"/>
-                <w:sz w:val="24"/>
-                <w:szCs w:val="24"/>
-                <w:lang w:eastAsia="ko-KR"/>
-              </w:rPr>
-              <w:t xml:space="preserve"> 1/2/3 처리 속도 (30박스/분)</w:t>
+              <w:t xml:space="preserve">제함기 1/2/3 처리 속도 (30박스/분)</w:t>
             </w:r>
           </w:p>
         </w:tc>
@@ -1854,23 +1591,13 @@
                 <w:szCs w:val="24"/>
               </w:rPr>
             </w:pPr>
-            <w:proofErr w:type="spellStart"/>
             <w:r>
               <w:rPr>
                 <w:rFonts w:ascii="맑은 고딕" w:eastAsia="맑은 고딕" w:hAnsi="맑은 고딕"/>
                 <w:sz w:val="24"/>
                 <w:szCs w:val="24"/>
               </w:rPr>
-              <w:t>AnyLogic</w:t>
-            </w:r>
-            <w:proofErr w:type="spellEnd"/>
-            <w:r>
-              <w:rPr>
-                <w:rFonts w:ascii="맑은 고딕" w:eastAsia="맑은 고딕" w:hAnsi="맑은 고딕"/>
-                <w:sz w:val="24"/>
-                <w:szCs w:val="24"/>
-              </w:rPr>
-              <w:t xml:space="preserve"> UI</w:t>
+              <w:t xml:space="preserve">AnyLogic UI</w:t>
             </w:r>
           </w:p>
         </w:tc>
@@ -1923,7 +1650,7 @@
                 <w:sz w:val="24"/>
                 <w:szCs w:val="24"/>
               </w:rPr>
-              <w:t>4초/팔레트</w:t>
+              <w:t>4초/박스</w:t>
             </w:r>
           </w:p>
         </w:tc>
@@ -1966,7 +1693,6 @@
                 <w:lang w:eastAsia="ko-KR"/>
               </w:rPr>
             </w:pPr>
-            <w:proofErr w:type="spellStart"/>
             <w:r>
               <w:rPr>
                 <w:rFonts w:ascii="맑은 고딕" w:eastAsia="맑은 고딕" w:hAnsi="맑은 고딕"/>
@@ -1974,17 +1700,7 @@
                 <w:szCs w:val="24"/>
                 <w:lang w:eastAsia="ko-KR"/>
               </w:rPr>
-              <w:t>파렛타이저</w:t>
-            </w:r>
-            <w:proofErr w:type="spellEnd"/>
-            <w:r>
-              <w:rPr>
-                <w:rFonts w:ascii="맑은 고딕" w:eastAsia="맑은 고딕" w:hAnsi="맑은 고딕"/>
-                <w:sz w:val="24"/>
-                <w:szCs w:val="24"/>
-                <w:lang w:eastAsia="ko-KR"/>
-              </w:rPr>
-              <w:t xml:space="preserve"> 처리 속도 (15박스/분)</w:t>
+              <w:t xml:space="preserve">파렛타이저 처리 속도 (15박스/분)</w:t>
             </w:r>
           </w:p>
         </w:tc>
@@ -2002,23 +1718,13 @@
                 <w:szCs w:val="24"/>
               </w:rPr>
             </w:pPr>
-            <w:proofErr w:type="spellStart"/>
             <w:r>
               <w:rPr>
                 <w:rFonts w:ascii="맑은 고딕" w:eastAsia="맑은 고딕" w:hAnsi="맑은 고딕"/>
                 <w:sz w:val="24"/>
                 <w:szCs w:val="24"/>
               </w:rPr>
-              <w:t>AnyLogic</w:t>
-            </w:r>
-            <w:proofErr w:type="spellEnd"/>
-            <w:r>
-              <w:rPr>
-                <w:rFonts w:ascii="맑은 고딕" w:eastAsia="맑은 고딕" w:hAnsi="맑은 고딕"/>
-                <w:sz w:val="24"/>
-                <w:szCs w:val="24"/>
-              </w:rPr>
-              <w:t xml:space="preserve"> UI</w:t>
+              <w:t xml:space="preserve">AnyLogic UI</w:t>
             </w:r>
           </w:p>
         </w:tc>
@@ -2173,27 +1879,7 @@
                 <w:szCs w:val="24"/>
                 <w:lang w:eastAsia="ko-KR"/>
               </w:rPr>
-              <w:t xml:space="preserve">Projects 패널 → Main 에이전트 </w:t>
-            </w:r>
-            <w:proofErr w:type="spellStart"/>
-            <w:r>
-              <w:rPr>
-                <w:rFonts w:ascii="맑은 고딕" w:eastAsia="맑은 고딕" w:hAnsi="맑은 고딕"/>
-                <w:sz w:val="24"/>
-                <w:szCs w:val="24"/>
-                <w:lang w:eastAsia="ko-KR"/>
-              </w:rPr>
-              <w:t>더블클릭하여</w:t>
-            </w:r>
-            <w:proofErr w:type="spellEnd"/>
-            <w:r>
-              <w:rPr>
-                <w:rFonts w:ascii="맑은 고딕" w:eastAsia="맑은 고딕" w:hAnsi="맑은 고딕"/>
-                <w:sz w:val="24"/>
-                <w:szCs w:val="24"/>
-                <w:lang w:eastAsia="ko-KR"/>
-              </w:rPr>
-              <w:t xml:space="preserve"> 캔버스 열기</w:t>
+              <w:t xml:space="preserve">Projects 패널 → Main 에이전트 더블클릭하여 캔버스 열기</w:t>
             </w:r>
           </w:p>
         </w:tc>
@@ -2248,27 +1934,7 @@
                 <w:szCs w:val="24"/>
                 <w:lang w:eastAsia="ko-KR"/>
               </w:rPr>
-              <w:t xml:space="preserve">캔버스 빈 공간 클릭 → 우측 Properties 패널에서 </w:t>
-            </w:r>
-            <w:proofErr w:type="spellStart"/>
-            <w:r>
-              <w:rPr>
-                <w:rFonts w:ascii="맑은 고딕" w:eastAsia="맑은 고딕" w:hAnsi="맑은 고딕"/>
-                <w:sz w:val="24"/>
-                <w:szCs w:val="24"/>
-                <w:lang w:eastAsia="ko-KR"/>
-              </w:rPr>
-              <w:t>agvCount</w:t>
-            </w:r>
-            <w:proofErr w:type="spellEnd"/>
-            <w:r>
-              <w:rPr>
-                <w:rFonts w:ascii="맑은 고딕" w:eastAsia="맑은 고딕" w:hAnsi="맑은 고딕"/>
-                <w:sz w:val="24"/>
-                <w:szCs w:val="24"/>
-                <w:lang w:eastAsia="ko-KR"/>
-              </w:rPr>
-              <w:t xml:space="preserve"> 값 수정</w:t>
+              <w:t xml:space="preserve">캔버스 빈 공간 클릭 → 우측 Properties 패널에서 agvCount 값 수정</w:t>
             </w:r>
           </w:p>
         </w:tc>
@@ -2363,6 +2029,17 @@
       </w:r>
     </w:p>
     <w:p>
+      <w:r>
+        <w:t>▶ 민감도 실험 (agvCount)</w:t>
+        <w:br/>
+        <w:t>15 · 20 · 25 · 35대 각각 Final time 18,000초 실행. 4수준 모두 완료 20팔레트(640박스)·4.0/hr 동일, AGV 가동률만 상이.</w:t>
+        <w:br/>
+        <w:t>▶ 안정화 (TO-BE)</w:t>
+        <w:br/>
+        <w:t>recognizeAllTransporters=true · delayToResumeMovement=1초 · path21·path29=2 · path67·path68=1</w:t>
+      </w:r>
+    </w:p>
+    <w:p>
       <w:pPr>
         <w:spacing w:before="140" w:after="60" w:line="384" w:lineRule="auto"/>
         <w:rPr>
@@ -2378,39 +2055,8 @@
           <w:szCs w:val="24"/>
         </w:rPr>
         <w:lastRenderedPageBreak/>
-        <w:t xml:space="preserve">4. </w:t>
+        <w:t xml:space="preserve">4. 결과 확인</w:t>
       </w:r>
-      <w:proofErr w:type="spellStart"/>
-      <w:r>
-        <w:rPr>
-          <w:rFonts w:ascii="맑은 고딕" w:eastAsia="맑은 고딕" w:hAnsi="맑은 고딕"/>
-          <w:b/>
-          <w:sz w:val="24"/>
-          <w:szCs w:val="24"/>
-        </w:rPr>
-        <w:t>결과</w:t>
-      </w:r>
-      <w:proofErr w:type="spellEnd"/>
-      <w:r>
-        <w:rPr>
-          <w:rFonts w:ascii="맑은 고딕" w:eastAsia="맑은 고딕" w:hAnsi="맑은 고딕"/>
-          <w:b/>
-          <w:sz w:val="24"/>
-          <w:szCs w:val="24"/>
-        </w:rPr>
-        <w:t xml:space="preserve"> </w:t>
-      </w:r>
-      <w:proofErr w:type="spellStart"/>
-      <w:r>
-        <w:rPr>
-          <w:rFonts w:ascii="맑은 고딕" w:eastAsia="맑은 고딕" w:hAnsi="맑은 고딕"/>
-          <w:b/>
-          <w:sz w:val="24"/>
-          <w:szCs w:val="24"/>
-        </w:rPr>
-        <w:t>확인</w:t>
-      </w:r>
-      <w:proofErr w:type="spellEnd"/>
     </w:p>
     <w:tbl>
       <w:tblPr>
@@ -2471,7 +2117,6 @@
                 <w:szCs w:val="24"/>
               </w:rPr>
             </w:pPr>
-            <w:proofErr w:type="spellStart"/>
             <w:r>
               <w:rPr>
                 <w:rFonts w:ascii="맑은 고딕" w:eastAsia="맑은 고딕" w:hAnsi="맑은 고딕"/>
@@ -2482,7 +2127,6 @@
               </w:rPr>
               <w:t>의미</w:t>
             </w:r>
-            <w:proofErr w:type="spellEnd"/>
           </w:p>
         </w:tc>
       </w:tr>
@@ -2536,27 +2180,7 @@
                 <w:szCs w:val="24"/>
                 <w:lang w:eastAsia="ko-KR"/>
               </w:rPr>
-              <w:t xml:space="preserve">5시간 내 </w:t>
-            </w:r>
-            <w:proofErr w:type="spellStart"/>
-            <w:r>
-              <w:rPr>
-                <w:rFonts w:ascii="맑은 고딕" w:eastAsia="맑은 고딕" w:hAnsi="맑은 고딕"/>
-                <w:sz w:val="24"/>
-                <w:szCs w:val="24"/>
-                <w:lang w:eastAsia="ko-KR"/>
-              </w:rPr>
-              <w:t>파렛타이징</w:t>
-            </w:r>
-            <w:proofErr w:type="spellEnd"/>
-            <w:r>
-              <w:rPr>
-                <w:rFonts w:ascii="맑은 고딕" w:eastAsia="맑은 고딕" w:hAnsi="맑은 고딕"/>
-                <w:sz w:val="24"/>
-                <w:szCs w:val="24"/>
-                <w:lang w:eastAsia="ko-KR"/>
-              </w:rPr>
-              <w:t xml:space="preserve"> 완료 팔레트/박스 수</w:t>
+              <w:t xml:space="preserve">5시간 내 파렛타이징 완료 팔레트/박스 수</w:t>
             </w:r>
           </w:p>
         </w:tc>
@@ -2579,34 +2203,14 @@
                 <w:szCs w:val="24"/>
               </w:rPr>
             </w:pPr>
-            <w:proofErr w:type="spellStart"/>
             <w:r>
               <w:rPr>
                 <w:rFonts w:ascii="맑은 고딕" w:eastAsia="맑은 고딕" w:hAnsi="맑은 고딕"/>
                 <w:sz w:val="24"/>
                 <w:szCs w:val="24"/>
               </w:rPr>
-              <w:t>처리율</w:t>
+              <w:t>처리율: X/hr</w:t>
             </w:r>
-            <w:proofErr w:type="spellEnd"/>
-            <w:r>
-              <w:rPr>
-                <w:rFonts w:ascii="맑은 고딕" w:eastAsia="맑은 고딕" w:hAnsi="맑은 고딕"/>
-                <w:sz w:val="24"/>
-                <w:szCs w:val="24"/>
-              </w:rPr>
-              <w:t>: X/</w:t>
-            </w:r>
-            <w:proofErr w:type="spellStart"/>
-            <w:r>
-              <w:rPr>
-                <w:rFonts w:ascii="맑은 고딕" w:eastAsia="맑은 고딕" w:hAnsi="맑은 고딕"/>
-                <w:sz w:val="24"/>
-                <w:szCs w:val="24"/>
-              </w:rPr>
-              <w:t>hr</w:t>
-            </w:r>
-            <w:proofErr w:type="spellEnd"/>
           </w:p>
         </w:tc>
         <w:tc>
@@ -2713,25 +2317,7 @@
                 <w:sz w:val="24"/>
                 <w:szCs w:val="24"/>
               </w:rPr>
-              <w:t xml:space="preserve">AGV </w:t>
-            </w:r>
-            <w:proofErr w:type="spellStart"/>
-            <w:r>
-              <w:rPr>
-                <w:rFonts w:ascii="맑은 고딕" w:eastAsia="맑은 고딕" w:hAnsi="맑은 고딕"/>
-                <w:sz w:val="24"/>
-                <w:szCs w:val="24"/>
-              </w:rPr>
-              <w:t>가동률</w:t>
-            </w:r>
-            <w:proofErr w:type="spellEnd"/>
-            <w:r>
-              <w:rPr>
-                <w:rFonts w:ascii="맑은 고딕" w:eastAsia="맑은 고딕" w:hAnsi="맑은 고딕"/>
-                <w:sz w:val="24"/>
-                <w:szCs w:val="24"/>
-              </w:rPr>
-              <w:t>: X%</w:t>
+              <w:t xml:space="preserve">AGV 가동률: X%</w:t>
             </w:r>
           </w:p>
         </w:tc>
@@ -2786,43 +2372,7 @@
                 <w:sz w:val="24"/>
                 <w:szCs w:val="24"/>
               </w:rPr>
-              <w:t>제함기1: X</w:t>
-            </w:r>
-            <w:proofErr w:type="gramStart"/>
-            <w:r>
-              <w:rPr>
-                <w:rFonts w:ascii="맑은 고딕" w:eastAsia="맑은 고딕" w:hAnsi="맑은 고딕"/>
-                <w:sz w:val="24"/>
-                <w:szCs w:val="24"/>
-              </w:rPr>
-              <w:t>%  2</w:t>
-            </w:r>
-            <w:proofErr w:type="gramEnd"/>
-            <w:r>
-              <w:rPr>
-                <w:rFonts w:ascii="맑은 고딕" w:eastAsia="맑은 고딕" w:hAnsi="맑은 고딕"/>
-                <w:sz w:val="24"/>
-                <w:szCs w:val="24"/>
-              </w:rPr>
-              <w:t>: Y</w:t>
-            </w:r>
-            <w:proofErr w:type="gramStart"/>
-            <w:r>
-              <w:rPr>
-                <w:rFonts w:ascii="맑은 고딕" w:eastAsia="맑은 고딕" w:hAnsi="맑은 고딕"/>
-                <w:sz w:val="24"/>
-                <w:szCs w:val="24"/>
-              </w:rPr>
-              <w:t>%  3</w:t>
-            </w:r>
-            <w:proofErr w:type="gramEnd"/>
-            <w:r>
-              <w:rPr>
-                <w:rFonts w:ascii="맑은 고딕" w:eastAsia="맑은 고딕" w:hAnsi="맑은 고딕"/>
-                <w:sz w:val="24"/>
-                <w:szCs w:val="24"/>
-              </w:rPr>
-              <w:t>: Z%</w:t>
+              <w:t>제함기1: X%  2: Y%  3: Z%</w:t>
             </w:r>
           </w:p>
         </w:tc>
@@ -2841,7 +2391,6 @@
                 <w:lang w:eastAsia="ko-KR"/>
               </w:rPr>
             </w:pPr>
-            <w:proofErr w:type="spellStart"/>
             <w:r>
               <w:rPr>
                 <w:rFonts w:ascii="맑은 고딕" w:eastAsia="맑은 고딕" w:hAnsi="맑은 고딕"/>
@@ -2849,17 +2398,7 @@
                 <w:szCs w:val="24"/>
                 <w:lang w:eastAsia="ko-KR"/>
               </w:rPr>
-              <w:t>제함기별</w:t>
-            </w:r>
-            <w:proofErr w:type="spellEnd"/>
-            <w:r>
-              <w:rPr>
-                <w:rFonts w:ascii="맑은 고딕" w:eastAsia="맑은 고딕" w:hAnsi="맑은 고딕"/>
-                <w:sz w:val="24"/>
-                <w:szCs w:val="24"/>
-                <w:lang w:eastAsia="ko-KR"/>
-              </w:rPr>
-              <w:t xml:space="preserve"> 가동률 — 부하 분산 확인용</w:t>
+              <w:t xml:space="preserve">제함기별 가동률 — 부하 분산 확인용</w:t>
             </w:r>
           </w:p>
         </w:tc>
